--- a/flow/20230927_hours/drafts/2024-03-u/17.03.docx
+++ b/flow/20230927_hours/drafts/2024-03-u/17.03.docx
@@ -1504,23 +1504,35 @@
       </w:r>
     </w:p>
     <w:p>
-      <w:pPr>
-        <w:spacing w:line="240" w:lineRule="auto"/>
-        <w:rPr>
-          <w:rFonts w:ascii="Times New Roman" w:hAnsi="Times New Roman"/>
-          <w:i/>
-          <w:color w:val="FF0000"/>
-          <w:sz w:val="24"/>
-        </w:rPr>
-      </w:pPr>
-      <w:r>
-        <w:rPr>
-          <w:rFonts w:ascii="Times New Roman" w:hAnsi="Times New Roman"/>
-          <w:i/>
-          <w:color w:val="FF0000"/>
-          <w:sz w:val="24"/>
-        </w:rPr>
-        <w:t>Тропар</w:t>
+      <w:r>
+        <w:rPr>
+          <w:rFonts w:ascii="Times New Roman" w:hAnsi="Times New Roman"/>
+          <w:i/>
+          <w:color w:val="FF0000"/>
+          <w:sz w:val="24"/>
+        </w:rPr>
+        <w:t xml:space="preserve">Тропар (г. 8): </w:t>
+      </w:r>
+      <w:r>
+        <w:rPr>
+          <w:rFonts w:ascii="Times New Roman" w:hAnsi="Times New Roman"/>
+          <w:sz w:val="24"/>
+        </w:rPr>
+        <w:t xml:space="preserve">З висоти зійшов Ти, Милосердний, * погребення прийняв Ти тридневне, * щоб нас визволити </w:t>
+      </w:r>
+      <w:r>
+        <w:rPr>
+          <w:rFonts w:ascii="Times New Roman" w:hAnsi="Times New Roman"/>
+          <w:sz w:val="24"/>
+        </w:rPr>
+        <w:t>від страстей. * Життя і воскресі</w:t>
+      </w:r>
+      <w:r>
+        <w:rPr>
+          <w:rFonts w:ascii="Times New Roman" w:hAnsi="Times New Roman"/>
+          <w:sz w:val="24"/>
+        </w:rPr>
+        <w:t>ння наше, * Господи, слава Тобі.</w:t>
       </w:r>
     </w:p>
     <w:p>
@@ -1964,22 +1976,54 @@
       </w:r>
     </w:p>
     <w:p>
-      <w:pPr>
-        <w:spacing w:line="240" w:lineRule="auto"/>
-        <w:rPr>
-          <w:rFonts w:ascii="Times New Roman" w:hAnsi="Times New Roman"/>
-          <w:i/>
-          <w:sz w:val="24"/>
-        </w:rPr>
-      </w:pPr>
-      <w:r>
-        <w:rPr>
-          <w:rFonts w:ascii="Times New Roman" w:hAnsi="Times New Roman"/>
-          <w:i/>
-          <w:color w:val="FF0000"/>
-          <w:sz w:val="24"/>
-        </w:rPr>
-        <w:t xml:space="preserve">Кондак </w:t>
+      <w:r>
+        <w:rPr>
+          <w:rFonts w:ascii="Times New Roman" w:hAnsi="Times New Roman"/>
+          <w:i/>
+          <w:color w:val="FF4400"/>
+          <w:sz w:val="24"/>
+        </w:rPr>
+        <w:t xml:space="preserve">Кондак (г. 6): </w:t>
+      </w:r>
+      <w:r>
+        <w:rPr>
+          <w:rFonts w:ascii="Times New Roman" w:hAnsi="Times New Roman"/>
+          <w:color w:val="333333"/>
+          <w:sz w:val="24"/>
+        </w:rPr>
+        <w:t xml:space="preserve">Премудрости наставнику, розуму подателю,* немудрих учителю і </w:t>
+      </w:r>
+      <w:r>
+        <w:rPr>
+          <w:rFonts w:ascii="Times New Roman" w:hAnsi="Times New Roman"/>
+          <w:color w:val="333333"/>
+          <w:sz w:val="24"/>
+        </w:rPr>
+        <w:t>нищих</w:t>
+      </w:r>
+      <w:r>
+        <w:rPr>
+          <w:rFonts w:ascii="Times New Roman" w:hAnsi="Times New Roman"/>
+          <w:color w:val="333333"/>
+          <w:sz w:val="24"/>
+        </w:rPr>
+        <w:t xml:space="preserve"> захиснику,* утверди, врозуми серце моє, Владико.* Ти дай мені слово, Отче Слово,* бо оце устам моїм не забороню, щоб звали Тобі:* Милостивий, помилуй мене, </w:t>
+      </w:r>
+      <w:r>
+        <w:rPr>
+          <w:rFonts w:ascii="Times New Roman" w:hAnsi="Times New Roman"/>
+          <w:color w:val="333333"/>
+          <w:sz w:val="24"/>
+        </w:rPr>
+        <w:t>падшого</w:t>
+      </w:r>
+      <w:r>
+        <w:rPr>
+          <w:rFonts w:ascii="Times New Roman" w:hAnsi="Times New Roman"/>
+          <w:color w:val="333333"/>
+          <w:sz w:val="24"/>
+        </w:rPr>
+        <w:t>.</w:t>
       </w:r>
     </w:p>
     <w:p>
@@ -4440,23 +4484,35 @@
       </w:r>
     </w:p>
     <w:p>
-      <w:pPr>
-        <w:spacing w:line="240" w:lineRule="auto"/>
-        <w:rPr>
-          <w:rFonts w:ascii="Times New Roman" w:hAnsi="Times New Roman"/>
-          <w:i/>
-          <w:color w:val="FF0000"/>
-          <w:sz w:val="24"/>
-        </w:rPr>
-      </w:pPr>
-      <w:r>
-        <w:rPr>
-          <w:rFonts w:ascii="Times New Roman" w:hAnsi="Times New Roman"/>
-          <w:i/>
-          <w:color w:val="FF0000"/>
-          <w:sz w:val="24"/>
-        </w:rPr>
-        <w:t xml:space="preserve">Тропар </w:t>
+      <w:r>
+        <w:rPr>
+          <w:rFonts w:ascii="Times New Roman" w:hAnsi="Times New Roman"/>
+          <w:i/>
+          <w:color w:val="FF0000"/>
+          <w:sz w:val="24"/>
+        </w:rPr>
+        <w:t xml:space="preserve">Тропар (г. 8): </w:t>
+      </w:r>
+      <w:r>
+        <w:rPr>
+          <w:rFonts w:ascii="Times New Roman" w:hAnsi="Times New Roman"/>
+          <w:sz w:val="24"/>
+        </w:rPr>
+        <w:t xml:space="preserve">З висоти зійшов Ти, Милосердний, * погребення прийняв Ти тридневне, * щоб нас визволити </w:t>
+      </w:r>
+      <w:r>
+        <w:rPr>
+          <w:rFonts w:ascii="Times New Roman" w:hAnsi="Times New Roman"/>
+          <w:sz w:val="24"/>
+        </w:rPr>
+        <w:t>від страстей. * Життя і воскресі</w:t>
+      </w:r>
+      <w:r>
+        <w:rPr>
+          <w:rFonts w:ascii="Times New Roman" w:hAnsi="Times New Roman"/>
+          <w:sz w:val="24"/>
+        </w:rPr>
+        <w:t>ння наше, * Господи, слава Тобі.</w:t>
       </w:r>
     </w:p>
     <w:p>
@@ -4859,23 +4915,54 @@
       </w:r>
     </w:p>
     <w:p>
-      <w:pPr>
-        <w:spacing w:line="240" w:lineRule="auto"/>
-        <w:rPr>
-          <w:rFonts w:ascii="Times New Roman" w:hAnsi="Times New Roman"/>
-          <w:i/>
-          <w:color w:val="FF0000"/>
-          <w:sz w:val="24"/>
-        </w:rPr>
-      </w:pPr>
-      <w:r>
-        <w:rPr>
-          <w:rFonts w:ascii="Times New Roman" w:hAnsi="Times New Roman"/>
-          <w:i/>
-          <w:color w:val="FF0000"/>
-          <w:sz w:val="24"/>
-        </w:rPr>
-        <w:t xml:space="preserve">Кондак </w:t>
+      <w:r>
+        <w:rPr>
+          <w:rFonts w:ascii="Times New Roman" w:hAnsi="Times New Roman"/>
+          <w:i/>
+          <w:color w:val="FF4400"/>
+          <w:sz w:val="24"/>
+        </w:rPr>
+        <w:t xml:space="preserve">Кондак (г. 6): </w:t>
+      </w:r>
+      <w:r>
+        <w:rPr>
+          <w:rFonts w:ascii="Times New Roman" w:hAnsi="Times New Roman"/>
+          <w:color w:val="333333"/>
+          <w:sz w:val="24"/>
+        </w:rPr>
+        <w:t xml:space="preserve">Премудрости наставнику, розуму подателю,* немудрих учителю і </w:t>
+      </w:r>
+      <w:r>
+        <w:rPr>
+          <w:rFonts w:ascii="Times New Roman" w:hAnsi="Times New Roman"/>
+          <w:color w:val="333333"/>
+          <w:sz w:val="24"/>
+        </w:rPr>
+        <w:t>нищих</w:t>
+      </w:r>
+      <w:r>
+        <w:rPr>
+          <w:rFonts w:ascii="Times New Roman" w:hAnsi="Times New Roman"/>
+          <w:color w:val="333333"/>
+          <w:sz w:val="24"/>
+        </w:rPr>
+        <w:t xml:space="preserve"> захиснику,* утверди, врозуми серце моє, Владико.* Ти дай мені слово, Отче Слово,* бо оце устам моїм не забороню, щоб звали Тобі:* Милостивий, помилуй мене, </w:t>
+      </w:r>
+      <w:r>
+        <w:rPr>
+          <w:rFonts w:ascii="Times New Roman" w:hAnsi="Times New Roman"/>
+          <w:color w:val="333333"/>
+          <w:sz w:val="24"/>
+        </w:rPr>
+        <w:t>падшого</w:t>
+      </w:r>
+      <w:r>
+        <w:rPr>
+          <w:rFonts w:ascii="Times New Roman" w:hAnsi="Times New Roman"/>
+          <w:color w:val="333333"/>
+          <w:sz w:val="24"/>
+        </w:rPr>
+        <w:t>.</w:t>
       </w:r>
     </w:p>
     <w:p>
@@ -7054,23 +7141,35 @@
       </w:r>
     </w:p>
     <w:p>
-      <w:pPr>
-        <w:spacing w:line="240" w:lineRule="auto"/>
-        <w:rPr>
-          <w:rFonts w:ascii="Times New Roman" w:hAnsi="Times New Roman"/>
-          <w:i/>
-          <w:color w:val="FF0000"/>
-          <w:sz w:val="24"/>
-        </w:rPr>
-      </w:pPr>
-      <w:r>
-        <w:rPr>
-          <w:rFonts w:ascii="Times New Roman" w:hAnsi="Times New Roman"/>
-          <w:i/>
-          <w:color w:val="FF0000"/>
-          <w:sz w:val="24"/>
-        </w:rPr>
-        <w:t xml:space="preserve">Тропар </w:t>
+      <w:r>
+        <w:rPr>
+          <w:rFonts w:ascii="Times New Roman" w:hAnsi="Times New Roman"/>
+          <w:i/>
+          <w:color w:val="FF0000"/>
+          <w:sz w:val="24"/>
+        </w:rPr>
+        <w:t xml:space="preserve">Тропар (г. 8): </w:t>
+      </w:r>
+      <w:r>
+        <w:rPr>
+          <w:rFonts w:ascii="Times New Roman" w:hAnsi="Times New Roman"/>
+          <w:sz w:val="24"/>
+        </w:rPr>
+        <w:t xml:space="preserve">З висоти зійшов Ти, Милосердний, * погребення прийняв Ти тридневне, * щоб нас визволити </w:t>
+      </w:r>
+      <w:r>
+        <w:rPr>
+          <w:rFonts w:ascii="Times New Roman" w:hAnsi="Times New Roman"/>
+          <w:sz w:val="24"/>
+        </w:rPr>
+        <w:t>від страстей. * Життя і воскресі</w:t>
+      </w:r>
+      <w:r>
+        <w:rPr>
+          <w:rFonts w:ascii="Times New Roman" w:hAnsi="Times New Roman"/>
+          <w:sz w:val="24"/>
+        </w:rPr>
+        <w:t>ння наше, * Господи, слава Тобі.</w:t>
       </w:r>
     </w:p>
     <w:p>
@@ -7558,23 +7657,54 @@
       </w:r>
     </w:p>
     <w:p>
-      <w:pPr>
-        <w:spacing w:line="240" w:lineRule="auto"/>
-        <w:rPr>
-          <w:rFonts w:ascii="Times New Roman" w:hAnsi="Times New Roman"/>
-          <w:i/>
-          <w:color w:val="FF0000"/>
-          <w:sz w:val="24"/>
-        </w:rPr>
-      </w:pPr>
-      <w:r>
-        <w:rPr>
-          <w:rFonts w:ascii="Times New Roman" w:hAnsi="Times New Roman"/>
-          <w:i/>
-          <w:color w:val="FF0000"/>
-          <w:sz w:val="24"/>
-        </w:rPr>
-        <w:t xml:space="preserve">Кондак </w:t>
+      <w:r>
+        <w:rPr>
+          <w:rFonts w:ascii="Times New Roman" w:hAnsi="Times New Roman"/>
+          <w:i/>
+          <w:color w:val="FF4400"/>
+          <w:sz w:val="24"/>
+        </w:rPr>
+        <w:t xml:space="preserve">Кондак (г. 6): </w:t>
+      </w:r>
+      <w:r>
+        <w:rPr>
+          <w:rFonts w:ascii="Times New Roman" w:hAnsi="Times New Roman"/>
+          <w:color w:val="333333"/>
+          <w:sz w:val="24"/>
+        </w:rPr>
+        <w:t xml:space="preserve">Премудрости наставнику, розуму подателю,* немудрих учителю і </w:t>
+      </w:r>
+      <w:r>
+        <w:rPr>
+          <w:rFonts w:ascii="Times New Roman" w:hAnsi="Times New Roman"/>
+          <w:color w:val="333333"/>
+          <w:sz w:val="24"/>
+        </w:rPr>
+        <w:t>нищих</w:t>
+      </w:r>
+      <w:r>
+        <w:rPr>
+          <w:rFonts w:ascii="Times New Roman" w:hAnsi="Times New Roman"/>
+          <w:color w:val="333333"/>
+          <w:sz w:val="24"/>
+        </w:rPr>
+        <w:t xml:space="preserve"> захиснику,* утверди, врозуми серце моє, Владико.* Ти дай мені слово, Отче Слово,* бо оце устам моїм не забороню, щоб звали Тобі:* Милостивий, помилуй мене, </w:t>
+      </w:r>
+      <w:r>
+        <w:rPr>
+          <w:rFonts w:ascii="Times New Roman" w:hAnsi="Times New Roman"/>
+          <w:color w:val="333333"/>
+          <w:sz w:val="24"/>
+        </w:rPr>
+        <w:t>падшого</w:t>
+      </w:r>
+      <w:r>
+        <w:rPr>
+          <w:rFonts w:ascii="Times New Roman" w:hAnsi="Times New Roman"/>
+          <w:color w:val="333333"/>
+          <w:sz w:val="24"/>
+        </w:rPr>
+        <w:t>.</w:t>
       </w:r>
     </w:p>
     <w:p>
@@ -9540,23 +9670,35 @@
       </w:r>
     </w:p>
     <w:p>
-      <w:pPr>
-        <w:spacing w:line="240" w:lineRule="auto"/>
-        <w:rPr>
-          <w:rFonts w:ascii="Times New Roman" w:hAnsi="Times New Roman"/>
-          <w:i/>
-          <w:color w:val="FF0000"/>
-          <w:sz w:val="24"/>
-        </w:rPr>
-      </w:pPr>
-      <w:r>
-        <w:rPr>
-          <w:rFonts w:ascii="Times New Roman" w:hAnsi="Times New Roman"/>
-          <w:i/>
-          <w:color w:val="FF0000"/>
-          <w:sz w:val="24"/>
-        </w:rPr>
-        <w:t xml:space="preserve">Тропар </w:t>
+      <w:r>
+        <w:rPr>
+          <w:rFonts w:ascii="Times New Roman" w:hAnsi="Times New Roman"/>
+          <w:i/>
+          <w:color w:val="FF0000"/>
+          <w:sz w:val="24"/>
+        </w:rPr>
+        <w:t xml:space="preserve">Тропар (г. 8): </w:t>
+      </w:r>
+      <w:r>
+        <w:rPr>
+          <w:rFonts w:ascii="Times New Roman" w:hAnsi="Times New Roman"/>
+          <w:sz w:val="24"/>
+        </w:rPr>
+        <w:t xml:space="preserve">З висоти зійшов Ти, Милосердний, * погребення прийняв Ти тридневне, * щоб нас визволити </w:t>
+      </w:r>
+      <w:r>
+        <w:rPr>
+          <w:rFonts w:ascii="Times New Roman" w:hAnsi="Times New Roman"/>
+          <w:sz w:val="24"/>
+        </w:rPr>
+        <w:t>від страстей. * Життя і воскресі</w:t>
+      </w:r>
+      <w:r>
+        <w:rPr>
+          <w:rFonts w:ascii="Times New Roman" w:hAnsi="Times New Roman"/>
+          <w:sz w:val="24"/>
+        </w:rPr>
+        <w:t>ння наше, * Господи, слава Тобі.</w:t>
       </w:r>
     </w:p>
     <w:p>
@@ -10023,23 +10165,54 @@
       </w:r>
     </w:p>
     <w:p>
-      <w:pPr>
-        <w:spacing w:line="240" w:lineRule="auto"/>
-        <w:rPr>
-          <w:rFonts w:ascii="Times New Roman" w:hAnsi="Times New Roman"/>
-          <w:i/>
-          <w:color w:val="FF0000"/>
-          <w:sz w:val="24"/>
-        </w:rPr>
-      </w:pPr>
-      <w:r>
-        <w:rPr>
-          <w:rFonts w:ascii="Times New Roman" w:hAnsi="Times New Roman"/>
-          <w:i/>
-          <w:color w:val="FF0000"/>
-          <w:sz w:val="24"/>
-        </w:rPr>
-        <w:t xml:space="preserve">Кондак </w:t>
+      <w:r>
+        <w:rPr>
+          <w:rFonts w:ascii="Times New Roman" w:hAnsi="Times New Roman"/>
+          <w:i/>
+          <w:color w:val="FF4400"/>
+          <w:sz w:val="24"/>
+        </w:rPr>
+        <w:t xml:space="preserve">Кондак (г. 6): </w:t>
+      </w:r>
+      <w:r>
+        <w:rPr>
+          <w:rFonts w:ascii="Times New Roman" w:hAnsi="Times New Roman"/>
+          <w:color w:val="333333"/>
+          <w:sz w:val="24"/>
+        </w:rPr>
+        <w:t xml:space="preserve">Премудрости наставнику, розуму подателю,* немудрих учителю і </w:t>
+      </w:r>
+      <w:r>
+        <w:rPr>
+          <w:rFonts w:ascii="Times New Roman" w:hAnsi="Times New Roman"/>
+          <w:color w:val="333333"/>
+          <w:sz w:val="24"/>
+        </w:rPr>
+        <w:t>нищих</w:t>
+      </w:r>
+      <w:r>
+        <w:rPr>
+          <w:rFonts w:ascii="Times New Roman" w:hAnsi="Times New Roman"/>
+          <w:color w:val="333333"/>
+          <w:sz w:val="24"/>
+        </w:rPr>
+        <w:t xml:space="preserve"> захиснику,* утверди, врозуми серце моє, Владико.* Ти дай мені слово, Отче Слово,* бо оце устам моїм не забороню, щоб звали Тобі:* Милостивий, помилуй мене, </w:t>
+      </w:r>
+      <w:r>
+        <w:rPr>
+          <w:rFonts w:ascii="Times New Roman" w:hAnsi="Times New Roman"/>
+          <w:color w:val="333333"/>
+          <w:sz w:val="24"/>
+        </w:rPr>
+        <w:t>падшого</w:t>
+      </w:r>
+      <w:r>
+        <w:rPr>
+          <w:rFonts w:ascii="Times New Roman" w:hAnsi="Times New Roman"/>
+          <w:color w:val="333333"/>
+          <w:sz w:val="24"/>
+        </w:rPr>
+        <w:t>.</w:t>
       </w:r>
     </w:p>
     <w:p>
